--- a/examples/example_graphical_profile.docx
+++ b/examples/example_graphical_profile.docx
@@ -1355,7 +1355,7 @@
               <w:keepNext w:val="0"/>
             </w:pPr>
             <w:r>
-              <w:t>Deep Learning for Edge Devices (40-hour course)</w:t>
+              <w:t>Deep Learning for Edge Devices</w:t>
             </w:r>
           </w:p>
           <w:p>
@@ -1381,7 +1381,7 @@
               <w:rPr>
                 <w:color w:val="4D5955"/>
               </w:rPr>
-              <w:t>2022</w:t>
+              <w:t>Mar 2022</w:t>
             </w:r>
           </w:p>
           <w:p>

--- a/examples/example_graphical_profile.docx
+++ b/examples/example_graphical_profile.docx
@@ -295,6 +295,35 @@
               <w:spacing w:before="28"/>
             </w:pPr>
             <w:r>
+              <w:t>Upper-air instrumentation</w:t>
+            </w:r>
+            <w:r>
+              <w:rPr>
+                <w:color w:val="4D5955"/>
+              </w:rPr>
+              <w:t xml:space="preserve">  ·  10 years</w:t>
+            </w:r>
+          </w:p>
+          <w:p>
+            <w:pPr>
+              <w:pStyle w:val="RISDefText"/>
+              <w:keepNext w:val="0"/>
+              <w:pBdr>
+                <w:bottom w:val="single" w:sz="3" w:space="3" w:color="9DB4AC"/>
+              </w:pBdr>
+              <w:spacing w:after="28"/>
+            </w:pPr>
+            <w:r>
+              <w:t>Planning, testing and maintenance of radiosonde ground systems and upper-air instruments; division workshop management; technical evaluation of procurements.</w:t>
+            </w:r>
+          </w:p>
+          <w:p>
+            <w:pPr>
+              <w:pStyle w:val="RISDefLabel"/>
+              <w:keepNext w:val="0"/>
+              <w:spacing w:before="28"/>
+            </w:pPr>
+            <w:r>
               <w:t>Edge AI for aerial imagery</w:t>
             </w:r>
             <w:r>
@@ -315,35 +344,6 @@
             </w:pPr>
             <w:r>
               <w:t>Research on super-resolution and model compression (pruning, knowledge distillation) for real-time deployment on NVIDIA Jetson devices; publications and a deployed telemetry prototype.</w:t>
-            </w:r>
-          </w:p>
-          <w:p>
-            <w:pPr>
-              <w:pStyle w:val="RISDefLabel"/>
-              <w:keepNext w:val="0"/>
-              <w:spacing w:before="28"/>
-            </w:pPr>
-            <w:r>
-              <w:t>Upper-air instrumentation</w:t>
-            </w:r>
-            <w:r>
-              <w:rPr>
-                <w:color w:val="4D5955"/>
-              </w:rPr>
-              <w:t xml:space="preserve">  ·  10 years</w:t>
-            </w:r>
-          </w:p>
-          <w:p>
-            <w:pPr>
-              <w:pStyle w:val="RISDefText"/>
-              <w:keepNext w:val="0"/>
-              <w:pBdr>
-                <w:bottom w:val="single" w:sz="3" w:space="3" w:color="9DB4AC"/>
-              </w:pBdr>
-              <w:spacing w:after="28"/>
-            </w:pPr>
-            <w:r>
-              <w:t>Planning, testing and maintenance of radiosonde ground systems and upper-air instruments; division workshop management; technical evaluation of procurements.</w:t>
             </w:r>
           </w:p>
           <w:p>
@@ -1832,7 +1832,7 @@
               <w:rPr>
                 <w:color w:val="145A47"/>
               </w:rPr>
-              <w:t>Computer vision</w:t>
+              <w:t>Edge AI</w:t>
             </w:r>
           </w:p>
           <w:p>
@@ -1841,7 +1841,7 @@
               <w:keepNext w:val="0"/>
             </w:pPr>
             <w:r>
-              <w:t>Image super-resolution</w:t>
+              <w:t>NVIDIA Jetson deployment</w:t>
             </w:r>
           </w:p>
           <w:p>
@@ -1854,7 +1854,7 @@
               <w:drawing>
                 <wp:inline xmlns:a="http://schemas.openxmlformats.org/drawingml/2006/main" xmlns:pic="http://schemas.openxmlformats.org/drawingml/2006/picture">
                   <wp:extent cx="1719920" cy="51842"/>
-                  <wp:docPr id="9" name="Picture 9" descr="Image super-resolution: 4 of 5 (self-assessed)" title="Image super-resolution"/>
+                  <wp:docPr id="9" name="Picture 9" descr="NVIDIA Jetson deployment: 4 of 5 (self-assessed)" title="NVIDIA Jetson deployment"/>
                   <wp:cNvGraphicFramePr>
                     <a:graphicFrameLocks noChangeAspect="1"/>
                   </wp:cNvGraphicFramePr>
@@ -1867,56 +1867,6 @@
                         </pic:nvPicPr>
                         <pic:blipFill>
                           <a:blip r:embed="rId13"/>
-                          <a:stretch>
-                            <a:fillRect/>
-                          </a:stretch>
-                        </pic:blipFill>
-                        <pic:spPr>
-                          <a:xfrm>
-                            <a:off x="0" y="0"/>
-                            <a:ext cx="1719920" cy="51842"/>
-                          </a:xfrm>
-                          <a:prstGeom prst="rect"/>
-                        </pic:spPr>
-                      </pic:pic>
-                    </a:graphicData>
-                  </a:graphic>
-                </wp:inline>
-              </w:drawing>
-            </w:r>
-          </w:p>
-          <w:p>
-            <w:pPr>
-              <w:pStyle w:val="RISBarLabel"/>
-              <w:keepNext w:val="0"/>
-            </w:pPr>
-            <w:r>
-              <w:t>Object detection</w:t>
-            </w:r>
-          </w:p>
-          <w:p>
-            <w:pPr>
-              <w:keepNext w:val="0"/>
-              <w:spacing w:after="70"/>
-              <w:jc w:val="left"/>
-            </w:pPr>
-            <w:r>
-              <w:drawing>
-                <wp:inline xmlns:a="http://schemas.openxmlformats.org/drawingml/2006/main" xmlns:pic="http://schemas.openxmlformats.org/drawingml/2006/picture">
-                  <wp:extent cx="1719920" cy="51842"/>
-                  <wp:docPr id="10" name="Picture 10" descr="Object detection: 3 of 5 (self-assessed)" title="Object detection"/>
-                  <wp:cNvGraphicFramePr>
-                    <a:graphicFrameLocks noChangeAspect="1"/>
-                  </wp:cNvGraphicFramePr>
-                  <a:graphic>
-                    <a:graphicData uri="http://schemas.openxmlformats.org/drawingml/2006/picture">
-                      <pic:pic>
-                        <pic:nvPicPr>
-                          <pic:cNvPr id="0" name="image.png"/>
-                          <pic:cNvPicPr/>
-                        </pic:nvPicPr>
-                        <pic:blipFill>
-                          <a:blip r:embed="rId14"/>
                           <a:stretch>
                             <a:fillRect/>
                           </a:stretch>
